--- a/authors/juan-acuna-bio.docx
+++ b/authors/juan-acuna-bio.docx
@@ -8,17 +8,27 @@
         <w:jc w:val="both"/>
         <w:rPr>
           <w:rFonts w:ascii="Calibri" w:hAnsi="Calibri" w:cs="Calibri"/>
-          <w:b/>
-          <w:bCs/>
         </w:rPr>
       </w:pPr>
       <w:r>
         <w:rPr>
           <w:rFonts w:ascii="Calibri" w:hAnsi="Calibri" w:cs="Calibri"/>
-          <w:b/>
-          <w:bCs/>
-        </w:rPr>
-        <w:t>Juan Daniel Acuña-Román</w:t>
+        </w:rPr>
+        <w:t xml:space="preserve">Juan Daniel Acuña-Román is an economist working on energy, climate, and sustainable development. He focuses on turning data into policy - and occasionally policy into data - across areas such as emissions accounting, transition finance, green-jobs metrics, just-transition design, and place-based </w:t>
+      </w:r>
+      <w:proofErr w:type="spellStart"/>
+      <w:r>
+        <w:rPr>
+          <w:rFonts w:ascii="Calibri" w:hAnsi="Calibri" w:cs="Calibri"/>
+        </w:rPr>
+        <w:t>decarbonisation</w:t>
+      </w:r>
+      <w:proofErr w:type="spellEnd"/>
+      <w:r>
+        <w:rPr>
+          <w:rFonts w:ascii="Calibri" w:hAnsi="Calibri" w:cs="Calibri"/>
+        </w:rPr>
+        <w:t>.</w:t>
       </w:r>
     </w:p>
     <w:p>
@@ -33,81 +43,19 @@
         <w:rPr>
           <w:rFonts w:ascii="Calibri" w:hAnsi="Calibri" w:cs="Calibri"/>
         </w:rPr>
-        <w:t xml:space="preserve">Juan Daniel Acuña-Román is </w:t>
-      </w:r>
-      <w:r>
-        <w:rPr>
-          <w:rFonts w:ascii="Calibri" w:hAnsi="Calibri" w:cs="Calibri"/>
-        </w:rPr>
-        <w:t>an economist</w:t>
-      </w:r>
-      <w:r>
-        <w:rPr>
-          <w:rFonts w:ascii="Calibri" w:hAnsi="Calibri" w:cs="Calibri"/>
-        </w:rPr>
-        <w:t xml:space="preserve"> working on energy, climate, and sustainable development. He </w:t>
-      </w:r>
-      <w:r>
-        <w:rPr>
-          <w:rFonts w:ascii="Calibri" w:hAnsi="Calibri" w:cs="Calibri"/>
-        </w:rPr>
-        <w:t>focuses on turning</w:t>
-      </w:r>
-      <w:r>
-        <w:rPr>
-          <w:rFonts w:ascii="Calibri" w:hAnsi="Calibri" w:cs="Calibri"/>
-        </w:rPr>
-        <w:t xml:space="preserve"> data into policy</w:t>
-      </w:r>
-      <w:r>
-        <w:rPr>
-          <w:rFonts w:ascii="Calibri" w:hAnsi="Calibri" w:cs="Calibri"/>
-        </w:rPr>
-        <w:t xml:space="preserve"> - </w:t>
-      </w:r>
-      <w:r>
-        <w:rPr>
-          <w:rFonts w:ascii="Calibri" w:hAnsi="Calibri" w:cs="Calibri"/>
-        </w:rPr>
-        <w:t xml:space="preserve">and </w:t>
-      </w:r>
-      <w:r>
-        <w:rPr>
-          <w:rFonts w:ascii="Calibri" w:hAnsi="Calibri" w:cs="Calibri"/>
-        </w:rPr>
-        <w:t>occasionally policy into data</w:t>
-      </w:r>
-      <w:r>
-        <w:rPr>
-          <w:rFonts w:ascii="Calibri" w:hAnsi="Calibri" w:cs="Calibri"/>
-        </w:rPr>
-        <w:t xml:space="preserve"> - </w:t>
-      </w:r>
-      <w:r>
-        <w:rPr>
-          <w:rFonts w:ascii="Calibri" w:hAnsi="Calibri" w:cs="Calibri"/>
-        </w:rPr>
-        <w:t>across areas such as emissions</w:t>
-      </w:r>
-      <w:r>
-        <w:rPr>
-          <w:rFonts w:ascii="Calibri" w:hAnsi="Calibri" w:cs="Calibri"/>
-        </w:rPr>
-        <w:t xml:space="preserve"> accounting, transition finance, green-jobs metrics, just-transition design, and place-based </w:t>
-      </w:r>
-      <w:proofErr w:type="spellStart"/>
-      <w:r>
-        <w:rPr>
-          <w:rFonts w:ascii="Calibri" w:hAnsi="Calibri" w:cs="Calibri"/>
-        </w:rPr>
-        <w:t>decarbonisation</w:t>
-      </w:r>
-      <w:proofErr w:type="spellEnd"/>
-      <w:r>
-        <w:rPr>
-          <w:rFonts w:ascii="Calibri" w:hAnsi="Calibri" w:cs="Calibri"/>
-        </w:rPr>
-        <w:t>.</w:t>
+        <w:t xml:space="preserve">Juan holds a Master’s in the Economics of Energy, Climate Change and Sustainability from the Barcelona School of Economics and a Bachelor </w:t>
+      </w:r>
+      <w:r>
+        <w:rPr>
+          <w:rFonts w:ascii="Calibri" w:hAnsi="Calibri" w:cs="Calibri"/>
+        </w:rPr>
+        <w:t>of</w:t>
+      </w:r>
+      <w:r>
+        <w:rPr>
+          <w:rFonts w:ascii="Calibri" w:hAnsi="Calibri" w:cs="Calibri"/>
+        </w:rPr>
+        <w:t xml:space="preserve"> Economics from Universidad de Costa Rica.  Despite being highly proficient in R, he struggles to roll them.</w:t>
       </w:r>
     </w:p>
     <w:p>
@@ -122,78 +70,7 @@
         <w:rPr>
           <w:rFonts w:ascii="Calibri" w:hAnsi="Calibri" w:cs="Calibri"/>
         </w:rPr>
-        <w:t xml:space="preserve">Juan holds a Master’s in the Economics of Energy, Climate Change and Sustainability from the Barcelona School of Economics and a </w:t>
-      </w:r>
-      <w:proofErr w:type="gramStart"/>
-      <w:r>
-        <w:rPr>
-          <w:rFonts w:ascii="Calibri" w:hAnsi="Calibri" w:cs="Calibri"/>
-        </w:rPr>
-        <w:t>Bachelor in Economics</w:t>
-      </w:r>
-      <w:proofErr w:type="gramEnd"/>
-      <w:r>
-        <w:rPr>
-          <w:rFonts w:ascii="Calibri" w:hAnsi="Calibri" w:cs="Calibri"/>
-        </w:rPr>
-        <w:t xml:space="preserve"> from Universidad de Costa Rica.  Despite being highly proficient in R, he struggles to roll them.</w:t>
-      </w:r>
-    </w:p>
-    <w:p>
-      <w:pPr>
-        <w:spacing w:before="240" w:after="240"/>
-        <w:jc w:val="both"/>
-        <w:rPr>
-          <w:rFonts w:ascii="Calibri" w:hAnsi="Calibri" w:cs="Calibri"/>
-        </w:rPr>
-      </w:pPr>
-      <w:r>
-        <w:rPr>
-          <w:rFonts w:ascii="Calibri" w:hAnsi="Calibri" w:cs="Calibri"/>
-        </w:rPr>
-        <w:t>He has worked with UN agencies and international partners across the Americas, advising governments</w:t>
-      </w:r>
-      <w:r>
-        <w:rPr>
-          <w:rFonts w:ascii="Calibri" w:hAnsi="Calibri" w:cs="Calibri"/>
-        </w:rPr>
-        <w:t xml:space="preserve"> on</w:t>
-      </w:r>
-      <w:r>
-        <w:rPr>
-          <w:rFonts w:ascii="Calibri" w:hAnsi="Calibri" w:cs="Calibri"/>
-        </w:rPr>
-        <w:t xml:space="preserve"> emissions accounting, </w:t>
-      </w:r>
-      <w:r>
-        <w:rPr>
-          <w:rFonts w:ascii="Calibri" w:hAnsi="Calibri" w:cs="Calibri"/>
-        </w:rPr>
-        <w:t>climate-finance systems,</w:t>
-      </w:r>
-      <w:r>
-        <w:rPr>
-          <w:rFonts w:ascii="Calibri" w:hAnsi="Calibri" w:cs="Calibri"/>
-        </w:rPr>
-        <w:t xml:space="preserve"> workforce and green-jobs analysis, policy evaluation</w:t>
-      </w:r>
-      <w:r>
-        <w:rPr>
-          <w:rFonts w:ascii="Calibri" w:hAnsi="Calibri" w:cs="Calibri"/>
-        </w:rPr>
-        <w:t xml:space="preserve"> and</w:t>
-      </w:r>
-      <w:r>
-        <w:rPr>
-          <w:rFonts w:ascii="Calibri" w:hAnsi="Calibri" w:cs="Calibri"/>
-        </w:rPr>
-        <w:t xml:space="preserve"> climate-risk regulation</w:t>
-      </w:r>
-      <w:r>
-        <w:rPr>
-          <w:rFonts w:ascii="Calibri" w:hAnsi="Calibri" w:cs="Calibri"/>
-        </w:rPr>
-        <w:t>.</w:t>
+        <w:t>He has worked with UN agencies and international partners across the Americas, advising governments on emissions accounting, climate-finance systems, workforce and green-jobs analysis, policy evaluation and climate-risk regulation.</w:t>
       </w:r>
       <w:r>
         <w:rPr>
@@ -205,25 +82,7 @@
         <w:rPr>
           <w:rFonts w:ascii="Calibri" w:hAnsi="Calibri" w:cs="Calibri"/>
         </w:rPr>
-        <w:t>His experience spans energy modelling,</w:t>
-      </w:r>
-      <w:r>
-        <w:rPr>
-          <w:rFonts w:ascii="Calibri" w:hAnsi="Calibri" w:cs="Calibri"/>
-        </w:rPr>
-        <w:t xml:space="preserve"> evidence for subsidy reform, transition planning, and </w:t>
-      </w:r>
-      <w:r>
-        <w:rPr>
-          <w:rFonts w:ascii="Calibri" w:hAnsi="Calibri" w:cs="Calibri"/>
-        </w:rPr>
-        <w:t>the design of tools to support sustainable finance and just-transition strategies</w:t>
-      </w:r>
-      <w:r>
-        <w:rPr>
-          <w:rFonts w:ascii="Calibri" w:hAnsi="Calibri" w:cs="Calibri"/>
-        </w:rPr>
-        <w:t>.</w:t>
+        <w:t>His experience spans energy modelling, evidence for subsidy reform, transition planning, and the design of tools to support sustainable finance and just-transition strategies.</w:t>
       </w:r>
     </w:p>
     <w:p>
